--- a/public/TylerLaytonResume26.docx
+++ b/public/TylerLaytonResume26.docx
@@ -15,6 +15,7 @@
       <w:r>
         <w:rPr>
           <w:rFonts w:ascii="Times New Roman" w:eastAsia="Times New Roman" w:hAnsi="Times New Roman" w:cs="Times New Roman"/>
+          <w:noProof/>
           <w:color w:val="000000"/>
         </w:rPr>
         <w:drawing>
@@ -1562,14 +1563,7 @@
           <w:rFonts w:ascii="Times New Roman" w:eastAsia="Times New Roman" w:hAnsi="Times New Roman" w:cs="Times New Roman"/>
           <w:color w:val="000000"/>
         </w:rPr>
-        <w:t>to connect the frontend to the Django backend.</w:t>
-      </w:r>
-      <w:r>
-        <w:rPr>
-          <w:rFonts w:ascii="Times New Roman" w:eastAsia="Times New Roman" w:hAnsi="Times New Roman" w:cs="Times New Roman"/>
-          <w:color w:val="000000"/>
-        </w:rPr>
-        <w:t xml:space="preserve"> </w:t>
+        <w:t xml:space="preserve">to connect the frontend to the Django backend. </w:t>
       </w:r>
     </w:p>
     <w:p>
@@ -1903,7 +1897,39 @@
           <w:color w:val="000000"/>
           <w:kern w:val="36"/>
         </w:rPr>
-        <w:t xml:space="preserve"> for creating and managing Jenkins files, reducing file authoring time by 80%.</w:t>
+        <w:t xml:space="preserve"> for creating </w:t>
+      </w:r>
+      <w:r>
+        <w:rPr>
+          <w:rFonts w:ascii="Times New Roman" w:eastAsia="Times New Roman" w:hAnsi="Times New Roman" w:cs="Times New Roman"/>
+          <w:color w:val="000000"/>
+          <w:kern w:val="36"/>
+        </w:rPr>
+        <w:t>and managing CI/CD pipelines</w:t>
+      </w:r>
+      <w:r>
+        <w:rPr>
+          <w:rFonts w:ascii="Times New Roman" w:eastAsia="Times New Roman" w:hAnsi="Times New Roman" w:cs="Times New Roman"/>
+          <w:color w:val="000000"/>
+          <w:kern w:val="36"/>
+        </w:rPr>
+        <w:t xml:space="preserve">, reducing </w:t>
+      </w:r>
+      <w:r>
+        <w:rPr>
+          <w:rFonts w:ascii="Times New Roman" w:eastAsia="Times New Roman" w:hAnsi="Times New Roman" w:cs="Times New Roman"/>
+          <w:color w:val="000000"/>
+          <w:kern w:val="36"/>
+        </w:rPr>
+        <w:t xml:space="preserve">Jenkins </w:t>
+      </w:r>
+      <w:r>
+        <w:rPr>
+          <w:rFonts w:ascii="Times New Roman" w:eastAsia="Times New Roman" w:hAnsi="Times New Roman" w:cs="Times New Roman"/>
+          <w:color w:val="000000"/>
+          <w:kern w:val="36"/>
+        </w:rPr>
+        <w:t>file authoring time by 80%.</w:t>
       </w:r>
     </w:p>
     <w:p>
@@ -2234,7 +2260,6 @@
         </w:rPr>
         <w:t xml:space="preserve">Directed a small team to design </w:t>
       </w:r>
-      <w:proofErr w:type="gramStart"/>
       <w:r>
         <w:rPr>
           <w:rFonts w:ascii="Times New Roman" w:eastAsia="Times New Roman" w:hAnsi="Times New Roman" w:cs="Times New Roman"/>
@@ -2246,18 +2271,8 @@
         <w:rPr>
           <w:noProof/>
         </w:rPr>
-        <w:t xml:space="preserve"> </w:t>
-      </w:r>
-      <w:proofErr w:type="spellStart"/>
-      <w:r>
-        <w:rPr>
-          <w:rFonts w:ascii="Times New Roman" w:eastAsia="Times New Roman" w:hAnsi="Times New Roman" w:cs="Times New Roman"/>
-          <w:color w:val="000000"/>
-        </w:rPr>
         <w:t>nd</w:t>
       </w:r>
-      <w:proofErr w:type="spellEnd"/>
-      <w:proofErr w:type="gramEnd"/>
       <w:r>
         <w:rPr>
           <w:rFonts w:ascii="Times New Roman" w:eastAsia="Times New Roman" w:hAnsi="Times New Roman" w:cs="Times New Roman"/>
@@ -2480,7 +2495,14 @@
           <w:rFonts w:ascii="Times New Roman" w:eastAsia="Times New Roman" w:hAnsi="Times New Roman" w:cs="Times New Roman"/>
           <w:color w:val="000000"/>
         </w:rPr>
-        <w:t xml:space="preserve">Microsoft Excel, PowerPoint, VS Code, GitHub, </w:t>
+        <w:t>VS</w:t>
+      </w:r>
+      <w:r>
+        <w:rPr>
+          <w:rFonts w:ascii="Times New Roman" w:eastAsia="Times New Roman" w:hAnsi="Times New Roman" w:cs="Times New Roman"/>
+          <w:color w:val="000000"/>
+        </w:rPr>
+        <w:t xml:space="preserve"> Code, GitHub, </w:t>
       </w:r>
       <w:r>
         <w:rPr>
@@ -2517,7 +2539,21 @@
           <w:rFonts w:ascii="Times New Roman" w:eastAsia="Times New Roman" w:hAnsi="Times New Roman" w:cs="Times New Roman"/>
           <w:color w:val="000000"/>
         </w:rPr>
-        <w:t>, Node.js</w:t>
+        <w:t xml:space="preserve">, </w:t>
+      </w:r>
+      <w:r>
+        <w:rPr>
+          <w:rFonts w:ascii="Times New Roman" w:eastAsia="Times New Roman" w:hAnsi="Times New Roman" w:cs="Times New Roman"/>
+          <w:color w:val="000000"/>
+        </w:rPr>
+        <w:t xml:space="preserve">CI/CD pipelines, </w:t>
+      </w:r>
+      <w:r>
+        <w:rPr>
+          <w:rFonts w:ascii="Times New Roman" w:eastAsia="Times New Roman" w:hAnsi="Times New Roman" w:cs="Times New Roman"/>
+          <w:color w:val="000000"/>
+        </w:rPr>
+        <w:t>Node.js</w:t>
       </w:r>
       <w:r>
         <w:rPr>
@@ -5881,6 +5917,7 @@
   <w:style w:type="character" w:default="1" w:styleId="DefaultParagraphFont">
     <w:name w:val="Default Paragraph Font"/>
     <w:uiPriority w:val="1"/>
+    <w:semiHidden/>
     <w:unhideWhenUsed/>
   </w:style>
   <w:style w:type="table" w:default="1" w:styleId="TableNormal">
